--- a/downloads/documents/05 Materials/Unit 04/Slides/Slides 04.06 - Elements of Design in a Real Room.docx
+++ b/downloads/documents/05 Materials/Unit 04/Slides/Slides 04.06 - Elements of Design in a Real Room.docx
@@ -221,7 +221,7 @@
         <w:t xml:space="preserve"> </w:t>
       </w:r>
       <w:r>
-        <w:t xml:space="preserve">Notes: Under the title, the word in Turkish (çizgi), Portuguese (linha), Spanish (línea). Same for every element slide.</w:t>
+        <w:t xml:space="preserve">Notes: Under the title, the word in Spanish (línea). Same for every element slide.</w:t>
       </w:r>
     </w:p>
     <w:p>
@@ -1196,7 +1196,7 @@
     </w:rPrDefault>
     <w:pPrDefault>
       <w:pPr>
-        <w:spacing w:after="200"/>
+        <w:spacing w:line="300" w:lineRule="auto" w:after="200"/>
       </w:pPr>
     </w:pPrDefault>
   </w:docDefaults>

--- a/downloads/documents/05 Materials/Unit 04/Slides/Slides 04.06 - Elements of Design in a Real Room.docx
+++ b/downloads/documents/05 Materials/Unit 04/Slides/Slides 04.06 - Elements of Design in a Real Room.docx
@@ -435,7 +435,7 @@
         <w:pStyle w:val="Compact"/>
       </w:pPr>
       <w:r>
-        <w:t xml:space="preserve">Full lesson on Wednesday with frosting. Today, just notice it.</w:t>
+        <w:t xml:space="preserve">Full lesson in 4.8 with frosting, three days from now. Today, just notice it.</w:t>
       </w:r>
       <w:r>
         <w:t xml:space="preserve"> </w:t>

--- a/downloads/documents/05 Materials/Unit 04/Slides/Slides 04.06 - Elements of Design in a Real Room.docx
+++ b/downloads/documents/05 Materials/Unit 04/Slides/Slides 04.06 - Elements of Design in a Real Room.docx
@@ -631,7 +631,7 @@
         <w:pStyle w:val="Compact"/>
       </w:pPr>
       <w:r>
-        <w:t xml:space="preserve">Long and narrow; two tall windows; a pale warm gray wall; a dark blue nubby couch; a round shiny table; a diamond rug; a packed bookshelf; a curved lamp; an empty corner; a bare white brick wall; orange circles over the couch</w:t>
+        <w:t xml:space="preserve">Long and narrow; two tall windows; a pale warm gray wall; a dark blue bumpy wool couch; a round shiny table; a diamond rug; a packed bookshelf; a curved lamp; an empty corner; a bare white brick wall; orange circles over the couch</w:t>
       </w:r>
     </w:p>
     <w:p>
